--- a/电脑windows系统端教程/电脑windows系统端教程.docx
+++ b/电脑windows系统端教程/电脑windows系统端教程.docx
@@ -1916,128 +1916,6 @@
     </w:p>
     <w:p>
       <w:pPr>
-        <w:pStyle w:val="a9"/>
-        <w:numPr>
-          <w:ilvl w:val="0"/>
-          <w:numId w:val="1"/>
-        </w:numPr>
-        <w:shd w:val="clear" w:color="auto" w:fill="FFFFFF" w:themeFill="background1"/>
-        <w:spacing w:after="0" w:line="420" w:lineRule="auto"/>
-        <w:rPr>
-          <w:rFonts w:ascii="Segoe UI" w:eastAsia="Segoe UI" w:hAnsi="Segoe UI" w:cs="Segoe UI"/>
-          <w:color w:val="0969DA"/>
-          <w:sz w:val="21"/>
-          <w:szCs w:val="21"/>
-        </w:rPr>
-      </w:pPr>
-      <w:r>
-        <w:rPr>
-          <w:rFonts w:ascii="Segoe UI" w:eastAsia="Segoe UI" w:hAnsi="Segoe UI" w:cs="Segoe UI"/>
-          <w:b/>
-          <w:bCs/>
-          <w:color w:val="1F2328"/>
-          <w:sz w:val="21"/>
-          <w:szCs w:val="21"/>
-        </w:rPr>
-        <w:t>软件下载</w:t>
-      </w:r>
-      <w:r>
-        <w:rPr>
-          <w:rFonts w:ascii="Segoe UI" w:eastAsia="Segoe UI" w:hAnsi="Segoe UI" w:cs="Segoe UI"/>
-          <w:color w:val="1F2328"/>
-          <w:sz w:val="21"/>
-          <w:szCs w:val="21"/>
-        </w:rPr>
-        <w:t>：</w:t>
-      </w:r>
-      <w:hyperlink r:id="rId11">
-        <w:r>
-          <w:rPr>
-            <w:rStyle w:val="af2"/>
-            <w:rFonts w:ascii="微软雅黑" w:eastAsia="微软雅黑" w:hAnsi="微软雅黑" w:cs="微软雅黑" w:hint="eastAsia"/>
-            <w:color w:val="0969DA"/>
-            <w:sz w:val="21"/>
-            <w:szCs w:val="21"/>
-            <w:u w:val="none"/>
-          </w:rPr>
-          <w:t>下载地址</w:t>
-        </w:r>
-        <w:r>
-          <w:rPr>
-            <w:rStyle w:val="af2"/>
-            <w:rFonts w:ascii="Segoe UI" w:eastAsia="Segoe UI" w:hAnsi="Segoe UI" w:cs="Segoe UI"/>
-            <w:color w:val="0969DA"/>
-            <w:sz w:val="21"/>
-            <w:szCs w:val="21"/>
-            <w:u w:val="none"/>
-          </w:rPr>
-          <w:t xml:space="preserve"> 1</w:t>
-        </w:r>
-      </w:hyperlink>
-    </w:p>
-    <w:p>
-      <w:pPr>
-        <w:pStyle w:val="a9"/>
-        <w:numPr>
-          <w:ilvl w:val="0"/>
-          <w:numId w:val="1"/>
-        </w:numPr>
-        <w:shd w:val="clear" w:color="auto" w:fill="FFFFFF" w:themeFill="background1"/>
-        <w:spacing w:after="0" w:line="420" w:lineRule="auto"/>
-        <w:rPr>
-          <w:rFonts w:ascii="Segoe UI" w:eastAsia="Segoe UI" w:hAnsi="Segoe UI" w:cs="Segoe UI"/>
-          <w:color w:val="0969DA"/>
-          <w:sz w:val="21"/>
-          <w:szCs w:val="21"/>
-        </w:rPr>
-      </w:pPr>
-      <w:r>
-        <w:rPr>
-          <w:rFonts w:ascii="Segoe UI" w:eastAsia="Segoe UI" w:hAnsi="Segoe UI" w:cs="Segoe UI"/>
-          <w:b/>
-          <w:bCs/>
-          <w:color w:val="1F2328"/>
-          <w:sz w:val="21"/>
-          <w:szCs w:val="21"/>
-        </w:rPr>
-        <w:t>备用软件下载</w:t>
-      </w:r>
-      <w:r>
-        <w:rPr>
-          <w:rFonts w:ascii="Segoe UI" w:eastAsia="Segoe UI" w:hAnsi="Segoe UI" w:cs="Segoe UI"/>
-          <w:color w:val="1F2328"/>
-          <w:sz w:val="21"/>
-          <w:szCs w:val="21"/>
-        </w:rPr>
-        <w:t>：</w:t>
-      </w:r>
-      <w:hyperlink r:id="rId12">
-        <w:r>
-          <w:rPr>
-            <w:rStyle w:val="af2"/>
-            <w:rFonts w:ascii="微软雅黑" w:eastAsia="微软雅黑" w:hAnsi="微软雅黑" w:cs="微软雅黑" w:hint="eastAsia"/>
-            <w:color w:val="0969DA"/>
-            <w:sz w:val="21"/>
-            <w:szCs w:val="21"/>
-            <w:u w:val="none"/>
-          </w:rPr>
-          <w:t>下载地址</w:t>
-        </w:r>
-        <w:r>
-          <w:rPr>
-            <w:rStyle w:val="af2"/>
-            <w:rFonts w:ascii="Segoe UI" w:eastAsia="Segoe UI" w:hAnsi="Segoe UI" w:cs="Segoe UI"/>
-            <w:color w:val="0969DA"/>
-            <w:sz w:val="21"/>
-            <w:szCs w:val="21"/>
-            <w:u w:val="none"/>
-          </w:rPr>
-          <w:t xml:space="preserve"> 2</w:t>
-        </w:r>
-      </w:hyperlink>
-    </w:p>
-    <w:p>
-      <w:pPr>
         <w:rPr>
           <w:rFonts w:ascii="Segoe UI" w:eastAsia="宋体" w:hAnsi="Segoe UI" w:cs="Segoe UI"/>
           <w:color w:val="333333"/>
@@ -2047,6 +1925,16 @@
           <w14:ligatures w14:val="none"/>
         </w:rPr>
       </w:pPr>
+      <w:r>
+        <w:rPr>
+          <w:rStyle w:val="normaltextrun"/>
+          <w:rFonts w:cs="Segoe UI" w:hint="eastAsia"/>
+          <w:color w:val="333333"/>
+          <w:sz w:val="21"/>
+          <w:szCs w:val="21"/>
+        </w:rPr>
+        <w:t>官网上面下载软件,</w:t>
+      </w:r>
       <w:r>
         <w:rPr>
           <w:rStyle w:val="normaltextrun"/>
@@ -2145,7 +2033,7 @@
                     <pic:cNvPicPr/>
                   </pic:nvPicPr>
                   <pic:blipFill>
-                    <a:blip r:embed="rId13">
+                    <a:blip r:embed="rId11">
                       <a:extLst>
                         <a:ext uri="{28A0092B-C50C-407E-A947-70E740481C1C}">
                           <a14:useLocalDpi xmlns:a14="http://schemas.microsoft.com/office/drawing/2010/main" val="0"/>
@@ -2275,7 +2163,7 @@
                     </pic:cNvPicPr>
                   </pic:nvPicPr>
                   <pic:blipFill>
-                    <a:blip r:embed="rId14" cstate="print">
+                    <a:blip r:embed="rId12" cstate="print">
                       <a:extLst>
                         <a:ext uri="{28A0092B-C50C-407E-A947-70E740481C1C}">
                           <a14:useLocalDpi xmlns:a14="http://schemas.microsoft.com/office/drawing/2010/main" val="0"/>
@@ -2375,7 +2263,7 @@
           <w:noProof/>
         </w:rPr>
         <w:drawing>
-          <wp:inline distT="0" distB="0" distL="0" distR="0" wp14:anchorId="186D9AA0" wp14:editId="146B43C3">
+          <wp:inline distT="0" distB="0" distL="0" distR="0" wp14:anchorId="186D9AA0" wp14:editId="1B6B7DD0">
             <wp:extent cx="5274310" cy="2220595"/>
             <wp:effectExtent l="0" t="0" r="0" b="0"/>
             <wp:docPr id="2078477509" name="图片 4" descr="图形用户界面, 应用程序&#10;&#10;描述已自动生成"/>
@@ -2390,7 +2278,7 @@
                     <pic:cNvPicPr/>
                   </pic:nvPicPr>
                   <pic:blipFill>
-                    <a:blip r:embed="rId15" cstate="print">
+                    <a:blip r:embed="rId13" cstate="print">
                       <a:extLst>
                         <a:ext uri="{28A0092B-C50C-407E-A947-70E740481C1C}">
                           <a14:useLocalDpi xmlns:a14="http://schemas.microsoft.com/office/drawing/2010/main" val="0"/>
@@ -2508,7 +2396,7 @@
         </w:rPr>
         <w:t>官方网址：</w:t>
       </w:r>
-      <w:hyperlink r:id="rId16">
+      <w:hyperlink r:id="rId14">
         <w:r>
           <w:rPr>
             <w:rStyle w:val="af2"/>
@@ -2554,7 +2442,7 @@
                     <pic:cNvPicPr/>
                   </pic:nvPicPr>
                   <pic:blipFill>
-                    <a:blip r:embed="rId17"/>
+                    <a:blip r:embed="rId15"/>
                     <a:stretch>
                       <a:fillRect/>
                     </a:stretch>
@@ -2613,7 +2501,7 @@
                     <pic:cNvPicPr/>
                   </pic:nvPicPr>
                   <pic:blipFill>
-                    <a:blip r:embed="rId18">
+                    <a:blip r:embed="rId16">
                       <a:extLst>
                         <a:ext uri="{28A0092B-C50C-407E-A947-70E740481C1C}">
                           <a14:useLocalDpi xmlns:a14="http://schemas.microsoft.com/office/drawing/2010/main" val="0"/>
@@ -2642,31 +2530,18 @@
     </w:p>
     <w:p>
       <w:pPr>
-        <w:pStyle w:val="3"/>
-        <w:widowControl/>
+        <w:pStyle w:val="4"/>
         <w:rPr>
           <w:rFonts w:hint="eastAsia"/>
         </w:rPr>
       </w:pPr>
       <w:bookmarkStart w:id="11" w:name="_Toc220776413"/>
       <w:r>
+        <w:rPr>
+          <w:rFonts w:hint="eastAsia"/>
+        </w:rPr>
         <w:lastRenderedPageBreak/>
-        <w:t>1</w:t>
-      </w:r>
-      <w:r>
-        <w:t>.</w:t>
-      </w:r>
-      <w:r>
-        <w:t>1</w:t>
-      </w:r>
-      <w:r>
-        <w:t>.</w:t>
-      </w:r>
-      <w:r>
-        <w:rPr>
-          <w:rFonts w:hint="eastAsia"/>
-        </w:rPr>
-        <w:t>3</w:t>
+        <w:t>三:</w:t>
       </w:r>
       <w:r>
         <w:t>更新订阅：</w:t>
@@ -2708,7 +2583,7 @@
                     <pic:cNvPicPr/>
                   </pic:nvPicPr>
                   <pic:blipFill>
-                    <a:blip r:embed="rId19">
+                    <a:blip r:embed="rId17">
                       <a:extLst>
                         <a:ext uri="{28A0092B-C50C-407E-A947-70E740481C1C}">
                           <a14:useLocalDpi xmlns:a14="http://schemas.microsoft.com/office/drawing/2010/main" val="0"/>
@@ -2873,6 +2748,9 @@
     <w:p>
       <w:pPr>
         <w:widowControl/>
+        <w:rPr>
+          <w:rFonts w:hint="eastAsia"/>
+        </w:rPr>
       </w:pPr>
       <w:r>
         <w:t>选择自动配置系统代理</w:t>
@@ -2890,7 +2768,7 @@
       <w:pPr>
         <w:widowControl/>
         <w:rPr>
-          <w:rFonts w:ascii="Segoe UI" w:eastAsia="宋体" w:hAnsi="Segoe UI" w:cs="Segoe UI" w:hint="eastAsia"/>
+          <w:rFonts w:ascii="Segoe UI" w:eastAsia="宋体" w:hAnsi="Segoe UI" w:cs="Segoe UI"/>
           <w:color w:val="333333"/>
           <w:sz w:val="21"/>
           <w:szCs w:val="21"/>
@@ -2939,7 +2817,7 @@
                     <pic:cNvPicPr/>
                   </pic:nvPicPr>
                   <pic:blipFill>
-                    <a:blip r:embed="rId20">
+                    <a:blip r:embed="rId18">
                       <a:extLst>
                         <a:ext uri="{28A0092B-C50C-407E-A947-70E740481C1C}">
                           <a14:useLocalDpi xmlns:a14="http://schemas.microsoft.com/office/drawing/2010/main" val="0"/>
@@ -3199,8 +3077,8 @@
       </w:r>
     </w:p>
     <w:sectPr>
-      <w:headerReference w:type="default" r:id="rId21"/>
-      <w:footerReference w:type="default" r:id="rId22"/>
+      <w:headerReference w:type="default" r:id="rId19"/>
+      <w:footerReference w:type="default" r:id="rId20"/>
       <w:pgSz w:w="11906" w:h="16838"/>
       <w:pgMar w:top="1440" w:right="1800" w:bottom="1440" w:left="1800" w:header="851" w:footer="992" w:gutter="0"/>
       <w:cols w:space="425"/>
